--- a/PopHealth Map - Handover.docx
+++ b/PopHealth Map - Handover.docx
@@ -625,7 +625,7 @@
               <w:rPr>
                 <w:sz w:val="19"/>
               </w:rPr>
-              <w:t>Charities and CICs</w:t>
+              <w:t>Charities</w:t>
             </w:r>
           </w:p>
         </w:tc>
@@ -640,6 +640,36 @@
                 <w:sz w:val="19"/>
               </w:rPr>
               <w:t>Fetched from the Charity Commission each run.</w:t>
+            </w:r>
+          </w:p>
+        </w:tc>
+      </w:tr>
+      <w:tr>
+        <w:tc>
+          <w:tcPr>
+            <w:tcW w:type="dxa" w:w="3312"/>
+          </w:tcPr>
+          <w:p>
+            <w:r/>
+            <w:r>
+              <w:rPr>
+                <w:sz w:val="19"/>
+              </w:rPr>
+              <w:t>Hospitals</w:t>
+            </w:r>
+          </w:p>
+        </w:tc>
+        <w:tc>
+          <w:tcPr>
+            <w:tcW w:type="dxa" w:w="5760"/>
+          </w:tcPr>
+          <w:p>
+            <w:r/>
+            <w:r>
+              <w:rPr>
+                <w:sz w:val="19"/>
+              </w:rPr>
+              <w:t>Derived from the NHS ODS trust sites register, revalidated like the other ODS extracts.</w:t>
             </w:r>
           </w:p>
         </w:tc>
@@ -830,6 +860,36 @@
           </w:p>
         </w:tc>
       </w:tr>
+      <w:tr>
+        <w:tc>
+          <w:tcPr>
+            <w:tcW w:type="dxa" w:w="3312"/>
+          </w:tcPr>
+          <w:p>
+            <w:r/>
+            <w:r>
+              <w:rPr>
+                <w:sz w:val="19"/>
+              </w:rPr>
+              <w:t>Culture and creative spaces</w:t>
+            </w:r>
+          </w:p>
+        </w:tc>
+        <w:tc>
+          <w:tcPr>
+            <w:tcW w:type="dxa" w:w="5760"/>
+          </w:tcPr>
+          <w:p>
+            <w:r/>
+            <w:r>
+              <w:rPr>
+                <w:sz w:val="19"/>
+              </w:rPr>
+              <w:t>Cached per edition. The pipeline reads the GLA dataset listing and takes the newest workbook, so a new edition arrives by itself.</w:t>
+            </w:r>
+          </w:p>
+        </w:tc>
+      </w:tr>
     </w:tbl>
     <w:p/>
     <w:p>
@@ -941,36 +1001,6 @@
                 <w:sz w:val="19"/>
               </w:rPr>
               <w:t>Built once from a very large published extract rather than fetched every month.</w:t>
-            </w:r>
-          </w:p>
-        </w:tc>
-      </w:tr>
-      <w:tr>
-        <w:tc>
-          <w:tcPr>
-            <w:tcW w:type="dxa" w:w="3312"/>
-          </w:tcPr>
-          <w:p>
-            <w:r/>
-            <w:r>
-              <w:rPr>
-                <w:sz w:val="19"/>
-              </w:rPr>
-              <w:t>Hospitals</w:t>
-            </w:r>
-          </w:p>
-        </w:tc>
-        <w:tc>
-          <w:tcPr>
-            <w:tcW w:type="dxa" w:w="5760"/>
-          </w:tcPr>
-          <w:p>
-            <w:r/>
-            <w:r>
-              <w:rPr>
-                <w:sz w:val="19"/>
-              </w:rPr>
-              <w:t>Needs a CSV downloaded by hand. There is no machine-readable source. Without it the layer is simply empty.</w:t>
             </w:r>
           </w:p>
         </w:tc>
@@ -1296,7 +1326,7 @@
               <w:rPr>
                 <w:sz w:val="19"/>
               </w:rPr>
-              <w:t>Hospitals</w:t>
+              <w:t>Culture and creative spaces</w:t>
             </w:r>
           </w:p>
         </w:tc>
@@ -1310,7 +1340,7 @@
               <w:rPr>
                 <w:sz w:val="19"/>
               </w:rPr>
-              <w:t>Any time</w:t>
+              <w:t>Yearly</w:t>
             </w:r>
           </w:p>
         </w:tc>
@@ -1324,7 +1354,7 @@
               <w:rPr>
                 <w:sz w:val="19"/>
               </w:rPr>
-              <w:t>Needs a manual CSV, as above.</w:t>
+              <w:t>The GLA republish it. The pipeline finds the newest edition itself.</w:t>
             </w:r>
           </w:p>
         </w:tc>
@@ -1641,7 +1671,7 @@
         <w:pStyle w:val="ListBullet"/>
       </w:pPr>
       <w:r>
-        <w:t>Five layers cover North West London only: schools, community centres, libraries, ESOL providers and community interest companies. They are badged on the map. Blank elsewhere means not collected, not none.</w:t>
+        <w:t>Culture means where culture is made. The GLA set holds rehearsal rooms, workshops and studios, and no cinemas or libraries. It replaced five hand-compiled layers that covered North West London only, so every layer on the map now covers all 33 boroughs.</w:t>
       </w:r>
     </w:p>
     <w:p>
